--- a/lessons/2-9-group2/homework.docx
+++ b/lessons/2-9-group2/homework.docx
@@ -19,24 +19,13 @@
     </w:p>
     <w:p>
       <w:pPr>
-        <w:pStyle w:val="Title"/>
+        <w:pStyle w:val="Heading1"/>
       </w:pPr>
       <w:r>
         <w:rPr>
           <w:rFonts w:ascii="Arial" w:hAnsi="Arial" w:eastAsia="Arial" w:cs="Arial"/>
         </w:rPr>
         <w:t>Finding Mean Absolute Deviation (MAD)</w:t>
-      </w:r>
-    </w:p>
-    <w:p>
-      <w:pPr>
-        <w:pStyle w:val="PublisherEdition"/>
-      </w:pPr>
-      <w:r>
-        <w:rPr>
-          <w:rFonts w:ascii="Arial" w:hAnsi="Arial" w:eastAsia="Arial" w:cs="Arial"/>
-        </w:rPr>
-        <w:t>Version 2  /  Regular</w:t>
       </w:r>
     </w:p>
     <w:p>
@@ -96,7 +85,7 @@
     </w:p>
     <w:p>
       <w:pPr>
-        <w:pStyle w:val="PublisherSection"/>
+        <w:pStyle w:val="Heading2"/>
         <w:shd w:val="clear" w:color="auto" w:fill="EEF4F5"/>
         <w:pBdr>
           <w:left w:val="single" w:color="176B70" w:sz="20" w:space="7"/>
@@ -118,8 +107,6 @@
       <w:tblPr>
         <w:tblW w:type="dxa" w:w="10368"/>
         <w:jc w:val="center"/>
-        <w:tblLayout w:type="fixed"/>
-        <w:tblLook w:firstColumn="1" w:firstRow="1" w:lastColumn="0" w:lastRow="0" w:noHBand="0" w:noVBand="1" w:val="04A0"/>
         <w:tblInd w:type="dxa" w:w="0"/>
         <w:tblBorders>
           <w:top w:val="single" w:color="B9C9CE" w:sz="4" w:space="0"/>
@@ -129,6 +116,10 @@
           <w:insideH w:val="single" w:color="FFFFFF" w:sz="8" w:space="0"/>
           <w:insideV w:val="single" w:color="FFFFFF" w:sz="12" w:space="0"/>
         </w:tblBorders>
+        <w:tblLayout w:type="fixed"/>
+        <w:tblLook w:firstColumn="1" w:firstRow="1" w:lastColumn="0" w:lastRow="0" w:noHBand="0" w:noVBand="1" w:val="04A0"/>
+        <w:tblCaption w:val="Learn from a model"/>
+        <w:tblDescription w:val="Layout table. It only arranges the page; read its cells in order."/>
       </w:tblPr>
       <w:tblGrid>
         <w:gridCol w:w="4464"/>
@@ -429,7 +420,7 @@
     </w:p>
     <w:p>
       <w:pPr>
-        <w:pStyle w:val="PublisherSection"/>
+        <w:pStyle w:val="Heading2"/>
         <w:shd w:val="clear" w:color="auto" w:fill="EEF4F5"/>
         <w:pBdr>
           <w:left w:val="single" w:color="176B70" w:sz="20" w:space="7"/>
@@ -451,8 +442,6 @@
       <w:tblPr>
         <w:tblW w:type="dxa" w:w="10368"/>
         <w:jc w:val="center"/>
-        <w:tblLayout w:type="fixed"/>
-        <w:tblLook w:firstColumn="1" w:firstRow="1" w:lastColumn="0" w:lastRow="0" w:noHBand="0" w:noVBand="1" w:val="04A0"/>
         <w:tblInd w:type="dxa" w:w="0"/>
         <w:tblBorders>
           <w:top w:val="nil"/>
@@ -462,6 +451,10 @@
           <w:insideH w:val="nil"/>
           <w:insideV w:val="nil"/>
         </w:tblBorders>
+        <w:tblLayout w:type="fixed"/>
+        <w:tblLook w:firstColumn="1" w:firstRow="1" w:lastColumn="0" w:lastRow="0" w:noHBand="0" w:noVBand="1" w:val="04A0"/>
+        <w:tblCaption w:val="Exercise 1"/>
+        <w:tblDescription w:val="Layout table. It only arranges the page; read its cells in order."/>
       </w:tblPr>
       <w:tblGrid>
         <w:gridCol w:w="10368"/>
@@ -548,8 +541,6 @@
             <w:tblPr>
               <w:tblW w:type="dxa" w:w="10368"/>
               <w:jc w:val="center"/>
-              <w:tblLayout w:type="fixed"/>
-              <w:tblLook w:firstColumn="1" w:firstRow="1" w:lastColumn="0" w:lastRow="0" w:noHBand="0" w:noVBand="1" w:val="04A0"/>
               <w:tblInd w:type="dxa" w:w="0"/>
               <w:tblBorders>
                 <w:top w:val="single" w:color="B9C9CE" w:sz="4" w:space="0"/>
@@ -557,6 +548,10 @@
                 <w:bottom w:val="single" w:color="B9C9CE" w:sz="4" w:space="0"/>
                 <w:right w:val="single" w:color="B9C9CE" w:sz="4" w:space="0"/>
               </w:tblBorders>
+              <w:tblLayout w:type="fixed"/>
+              <w:tblLook w:firstColumn="1" w:firstRow="1" w:lastColumn="0" w:lastRow="0" w:noHBand="0" w:noVBand="1" w:val="04A0"/>
+              <w:tblCaption w:val="Workspace"/>
+              <w:tblDescription w:val="Layout table that frames the blank workspace for this exercise."/>
             </w:tblPr>
             <w:tblGrid>
               <w:gridCol w:w="10368"/>
@@ -603,7 +598,7 @@
                     <w:drawing>
                       <wp:inline xmlns:a="http://schemas.openxmlformats.org/drawingml/2006/main" xmlns:pic="http://schemas.openxmlformats.org/drawingml/2006/picture">
                         <wp:extent cx="6382512" cy="685800"/>
-                        <wp:docPr id="1" name="Picture 1" descr="PUBLISHER_WORKSPACE: Blank square grid for sketching a geometric figure or net. The grid has no assigned measurements or scale." title="SHOW YOUR THINKING"/>
+                        <wp:docPr id="1" name="Picture 1" descr="Blank square grid for sketching a geometric figure or net. The grid has no assigned measurements or scale." title="SHOW YOUR THINKING"/>
                         <wp:cNvGraphicFramePr>
                           <a:graphicFrameLocks noChangeAspect="1"/>
                         </wp:cNvGraphicFramePr>
@@ -670,8 +665,6 @@
       <w:tblPr>
         <w:tblW w:type="dxa" w:w="10368"/>
         <w:jc w:val="center"/>
-        <w:tblLayout w:type="fixed"/>
-        <w:tblLook w:firstColumn="1" w:firstRow="1" w:lastColumn="0" w:lastRow="0" w:noHBand="0" w:noVBand="1" w:val="04A0"/>
         <w:tblInd w:type="dxa" w:w="0"/>
         <w:tblBorders>
           <w:top w:val="nil"/>
@@ -681,6 +674,10 @@
           <w:insideH w:val="nil"/>
           <w:insideV w:val="nil"/>
         </w:tblBorders>
+        <w:tblLayout w:type="fixed"/>
+        <w:tblLook w:firstColumn="1" w:firstRow="1" w:lastColumn="0" w:lastRow="0" w:noHBand="0" w:noVBand="1" w:val="04A0"/>
+        <w:tblCaption w:val="Exercise 2"/>
+        <w:tblDescription w:val="Layout table. It only arranges the page; read its cells in order."/>
       </w:tblPr>
       <w:tblGrid>
         <w:gridCol w:w="10368"/>
@@ -767,8 +764,6 @@
             <w:tblPr>
               <w:tblW w:type="dxa" w:w="10368"/>
               <w:jc w:val="center"/>
-              <w:tblLayout w:type="fixed"/>
-              <w:tblLook w:firstColumn="1" w:firstRow="1" w:lastColumn="0" w:lastRow="0" w:noHBand="0" w:noVBand="1" w:val="04A0"/>
               <w:tblInd w:type="dxa" w:w="0"/>
               <w:tblBorders>
                 <w:top w:val="single" w:color="B9C9CE" w:sz="4" w:space="0"/>
@@ -776,6 +771,10 @@
                 <w:bottom w:val="single" w:color="B9C9CE" w:sz="4" w:space="0"/>
                 <w:right w:val="single" w:color="B9C9CE" w:sz="4" w:space="0"/>
               </w:tblBorders>
+              <w:tblLayout w:type="fixed"/>
+              <w:tblLook w:firstColumn="1" w:firstRow="1" w:lastColumn="0" w:lastRow="0" w:noHBand="0" w:noVBand="1" w:val="04A0"/>
+              <w:tblCaption w:val="Workspace"/>
+              <w:tblDescription w:val="Layout table that frames the blank workspace for this exercise."/>
             </w:tblPr>
             <w:tblGrid>
               <w:gridCol w:w="10368"/>
@@ -822,7 +821,7 @@
                     <w:drawing>
                       <wp:inline xmlns:a="http://schemas.openxmlformats.org/drawingml/2006/main" xmlns:pic="http://schemas.openxmlformats.org/drawingml/2006/picture">
                         <wp:extent cx="6382512" cy="685800"/>
-                        <wp:docPr id="2" name="Picture 2" descr="PUBLISHER_WORKSPACE: Blank square grid for sketching a geometric figure or net. The grid has no assigned measurements or scale." title="SHOW YOUR THINKING"/>
+                        <wp:docPr id="2" name="Picture 2" descr="Blank square grid for sketching a geometric figure or net. The grid has no assigned measurements or scale." title="SHOW YOUR THINKING"/>
                         <wp:cNvGraphicFramePr>
                           <a:graphicFrameLocks noChangeAspect="1"/>
                         </wp:cNvGraphicFramePr>
@@ -889,8 +888,6 @@
       <w:tblPr>
         <w:tblW w:type="dxa" w:w="10368"/>
         <w:jc w:val="center"/>
-        <w:tblLayout w:type="fixed"/>
-        <w:tblLook w:firstColumn="1" w:firstRow="1" w:lastColumn="0" w:lastRow="0" w:noHBand="0" w:noVBand="1" w:val="04A0"/>
         <w:tblInd w:type="dxa" w:w="0"/>
         <w:tblBorders>
           <w:top w:val="nil"/>
@@ -900,6 +897,10 @@
           <w:insideH w:val="nil"/>
           <w:insideV w:val="nil"/>
         </w:tblBorders>
+        <w:tblLayout w:type="fixed"/>
+        <w:tblLook w:firstColumn="1" w:firstRow="1" w:lastColumn="0" w:lastRow="0" w:noHBand="0" w:noVBand="1" w:val="04A0"/>
+        <w:tblCaption w:val="Exercise 3"/>
+        <w:tblDescription w:val="Layout table. It only arranges the page; read its cells in order."/>
       </w:tblPr>
       <w:tblGrid>
         <w:gridCol w:w="10368"/>
@@ -986,8 +987,6 @@
             <w:tblPr>
               <w:tblW w:type="dxa" w:w="10368"/>
               <w:jc w:val="center"/>
-              <w:tblLayout w:type="fixed"/>
-              <w:tblLook w:firstColumn="1" w:firstRow="1" w:lastColumn="0" w:lastRow="0" w:noHBand="0" w:noVBand="1" w:val="04A0"/>
               <w:tblInd w:type="dxa" w:w="0"/>
               <w:tblBorders>
                 <w:top w:val="single" w:color="B9C9CE" w:sz="4" w:space="0"/>
@@ -995,6 +994,10 @@
                 <w:bottom w:val="single" w:color="B9C9CE" w:sz="4" w:space="0"/>
                 <w:right w:val="single" w:color="B9C9CE" w:sz="4" w:space="0"/>
               </w:tblBorders>
+              <w:tblLayout w:type="fixed"/>
+              <w:tblLook w:firstColumn="1" w:firstRow="1" w:lastColumn="0" w:lastRow="0" w:noHBand="0" w:noVBand="1" w:val="04A0"/>
+              <w:tblCaption w:val="Workspace"/>
+              <w:tblDescription w:val="Layout table that frames the blank workspace for this exercise."/>
             </w:tblPr>
             <w:tblGrid>
               <w:gridCol w:w="10368"/>
@@ -1041,7 +1044,7 @@
                     <w:drawing>
                       <wp:inline xmlns:a="http://schemas.openxmlformats.org/drawingml/2006/main" xmlns:pic="http://schemas.openxmlformats.org/drawingml/2006/picture">
                         <wp:extent cx="6382512" cy="685800"/>
-                        <wp:docPr id="3" name="Picture 3" descr="PUBLISHER_WORKSPACE: Blank square grid for sketching a geometric figure or net. The grid has no assigned measurements or scale." title="SHOW YOUR THINKING"/>
+                        <wp:docPr id="3" name="Picture 3" descr="Blank square grid for sketching a geometric figure or net. The grid has no assigned measurements or scale." title="SHOW YOUR THINKING"/>
                         <wp:cNvGraphicFramePr>
                           <a:graphicFrameLocks noChangeAspect="1"/>
                         </wp:cNvGraphicFramePr>
@@ -1108,8 +1111,6 @@
       <w:tblPr>
         <w:tblW w:type="dxa" w:w="10368"/>
         <w:jc w:val="center"/>
-        <w:tblLayout w:type="fixed"/>
-        <w:tblLook w:firstColumn="1" w:firstRow="1" w:lastColumn="0" w:lastRow="0" w:noHBand="0" w:noVBand="1" w:val="04A0"/>
         <w:tblInd w:type="dxa" w:w="0"/>
         <w:tblBorders>
           <w:top w:val="nil"/>
@@ -1119,6 +1120,10 @@
           <w:insideH w:val="nil"/>
           <w:insideV w:val="nil"/>
         </w:tblBorders>
+        <w:tblLayout w:type="fixed"/>
+        <w:tblLook w:firstColumn="1" w:firstRow="1" w:lastColumn="0" w:lastRow="0" w:noHBand="0" w:noVBand="1" w:val="04A0"/>
+        <w:tblCaption w:val="Exercise 4"/>
+        <w:tblDescription w:val="Layout table. It only arranges the page; read its cells in order."/>
       </w:tblPr>
       <w:tblGrid>
         <w:gridCol w:w="10368"/>
@@ -1307,8 +1312,6 @@
             <w:tblPr>
               <w:tblW w:type="dxa" w:w="10368"/>
               <w:jc w:val="center"/>
-              <w:tblLayout w:type="fixed"/>
-              <w:tblLook w:firstColumn="1" w:firstRow="1" w:lastColumn="0" w:lastRow="0" w:noHBand="0" w:noVBand="1" w:val="04A0"/>
               <w:tblInd w:type="dxa" w:w="0"/>
               <w:tblBorders>
                 <w:top w:val="single" w:color="B9C9CE" w:sz="4" w:space="0"/>
@@ -1316,6 +1319,10 @@
                 <w:bottom w:val="single" w:color="B9C9CE" w:sz="4" w:space="0"/>
                 <w:right w:val="single" w:color="B9C9CE" w:sz="4" w:space="0"/>
               </w:tblBorders>
+              <w:tblLayout w:type="fixed"/>
+              <w:tblLook w:firstColumn="1" w:firstRow="1" w:lastColumn="0" w:lastRow="0" w:noHBand="0" w:noVBand="1" w:val="04A0"/>
+              <w:tblCaption w:val="Workspace"/>
+              <w:tblDescription w:val="Layout table that frames the blank workspace for this exercise."/>
             </w:tblPr>
             <w:tblGrid>
               <w:gridCol w:w="10368"/>
@@ -1362,7 +1369,7 @@
                     <w:drawing>
                       <wp:inline xmlns:a="http://schemas.openxmlformats.org/drawingml/2006/main" xmlns:pic="http://schemas.openxmlformats.org/drawingml/2006/picture">
                         <wp:extent cx="6382512" cy="1097280"/>
-                        <wp:docPr id="4" name="Picture 4" descr="PUBLISHER_WORKSPACE: Blank square grid for sketching a geometric figure or net. The grid has no assigned measurements or scale." title="SHOW YOUR THINKING"/>
+                        <wp:docPr id="4" name="Picture 4" descr="Blank square grid for sketching a geometric figure or net. The grid has no assigned measurements or scale." title="SHOW YOUR THINKING"/>
                         <wp:cNvGraphicFramePr>
                           <a:graphicFrameLocks noChangeAspect="1"/>
                         </wp:cNvGraphicFramePr>
@@ -1429,8 +1436,6 @@
       <w:tblPr>
         <w:tblW w:type="dxa" w:w="10368"/>
         <w:jc w:val="center"/>
-        <w:tblLayout w:type="fixed"/>
-        <w:tblLook w:firstColumn="1" w:firstRow="1" w:lastColumn="0" w:lastRow="0" w:noHBand="0" w:noVBand="1" w:val="04A0"/>
         <w:tblInd w:type="dxa" w:w="0"/>
         <w:tblBorders>
           <w:top w:val="nil"/>
@@ -1440,6 +1445,10 @@
           <w:insideH w:val="nil"/>
           <w:insideV w:val="nil"/>
         </w:tblBorders>
+        <w:tblLayout w:type="fixed"/>
+        <w:tblLook w:firstColumn="1" w:firstRow="1" w:lastColumn="0" w:lastRow="0" w:noHBand="0" w:noVBand="1" w:val="04A0"/>
+        <w:tblCaption w:val="Exercise 5"/>
+        <w:tblDescription w:val="Layout table. It only arranges the page; read its cells in order."/>
       </w:tblPr>
       <w:tblGrid>
         <w:gridCol w:w="10368"/>
@@ -1526,8 +1535,6 @@
             <w:tblPr>
               <w:tblW w:type="dxa" w:w="10368"/>
               <w:jc w:val="center"/>
-              <w:tblLayout w:type="fixed"/>
-              <w:tblLook w:firstColumn="1" w:firstRow="1" w:lastColumn="0" w:lastRow="0" w:noHBand="0" w:noVBand="1" w:val="04A0"/>
               <w:tblInd w:type="dxa" w:w="0"/>
               <w:tblBorders>
                 <w:top w:val="single" w:color="B9C9CE" w:sz="4" w:space="0"/>
@@ -1535,6 +1542,10 @@
                 <w:bottom w:val="single" w:color="B9C9CE" w:sz="4" w:space="0"/>
                 <w:right w:val="single" w:color="B9C9CE" w:sz="4" w:space="0"/>
               </w:tblBorders>
+              <w:tblLayout w:type="fixed"/>
+              <w:tblLook w:firstColumn="1" w:firstRow="1" w:lastColumn="0" w:lastRow="0" w:noHBand="0" w:noVBand="1" w:val="04A0"/>
+              <w:tblCaption w:val="Workspace"/>
+              <w:tblDescription w:val="Layout table that frames the blank workspace for this exercise."/>
             </w:tblPr>
             <w:tblGrid>
               <w:gridCol w:w="10368"/>
@@ -1581,7 +1592,7 @@
                     <w:drawing>
                       <wp:inline xmlns:a="http://schemas.openxmlformats.org/drawingml/2006/main" xmlns:pic="http://schemas.openxmlformats.org/drawingml/2006/picture">
                         <wp:extent cx="6382512" cy="685800"/>
-                        <wp:docPr id="5" name="Picture 5" descr="PUBLISHER_WORKSPACE: Blank square grid for sketching a geometric figure or net. The grid has no assigned measurements or scale." title="SHOW YOUR THINKING"/>
+                        <wp:docPr id="5" name="Picture 5" descr="Blank square grid for sketching a geometric figure or net. The grid has no assigned measurements or scale." title="SHOW YOUR THINKING"/>
                         <wp:cNvGraphicFramePr>
                           <a:graphicFrameLocks noChangeAspect="1"/>
                         </wp:cNvGraphicFramePr>
@@ -1648,8 +1659,6 @@
       <w:tblPr>
         <w:tblW w:type="dxa" w:w="10368"/>
         <w:jc w:val="center"/>
-        <w:tblLayout w:type="fixed"/>
-        <w:tblLook w:firstColumn="1" w:firstRow="1" w:lastColumn="0" w:lastRow="0" w:noHBand="0" w:noVBand="1" w:val="04A0"/>
         <w:tblInd w:type="dxa" w:w="0"/>
         <w:tblBorders>
           <w:top w:val="nil"/>
@@ -1659,6 +1668,10 @@
           <w:insideH w:val="nil"/>
           <w:insideV w:val="nil"/>
         </w:tblBorders>
+        <w:tblLayout w:type="fixed"/>
+        <w:tblLook w:firstColumn="1" w:firstRow="1" w:lastColumn="0" w:lastRow="0" w:noHBand="0" w:noVBand="1" w:val="04A0"/>
+        <w:tblCaption w:val="Exercise 6"/>
+        <w:tblDescription w:val="Layout table. It only arranges the page; read its cells in order."/>
       </w:tblPr>
       <w:tblGrid>
         <w:gridCol w:w="10368"/>
@@ -1745,8 +1758,6 @@
             <w:tblPr>
               <w:tblW w:type="dxa" w:w="10368"/>
               <w:jc w:val="center"/>
-              <w:tblLayout w:type="fixed"/>
-              <w:tblLook w:firstColumn="1" w:firstRow="1" w:lastColumn="0" w:lastRow="0" w:noHBand="0" w:noVBand="1" w:val="04A0"/>
               <w:tblInd w:type="dxa" w:w="0"/>
               <w:tblBorders>
                 <w:top w:val="single" w:color="B9C9CE" w:sz="4" w:space="0"/>
@@ -1754,6 +1765,10 @@
                 <w:bottom w:val="single" w:color="B9C9CE" w:sz="4" w:space="0"/>
                 <w:right w:val="single" w:color="B9C9CE" w:sz="4" w:space="0"/>
               </w:tblBorders>
+              <w:tblLayout w:type="fixed"/>
+              <w:tblLook w:firstColumn="1" w:firstRow="1" w:lastColumn="0" w:lastRow="0" w:noHBand="0" w:noVBand="1" w:val="04A0"/>
+              <w:tblCaption w:val="Workspace"/>
+              <w:tblDescription w:val="Layout table that frames the blank workspace for this exercise."/>
             </w:tblPr>
             <w:tblGrid>
               <w:gridCol w:w="10368"/>
@@ -1800,7 +1815,7 @@
                     <w:drawing>
                       <wp:inline xmlns:a="http://schemas.openxmlformats.org/drawingml/2006/main" xmlns:pic="http://schemas.openxmlformats.org/drawingml/2006/picture">
                         <wp:extent cx="6382512" cy="822960"/>
-                        <wp:docPr id="6" name="Picture 6" descr="PUBLISHER_WORKSPACE: Blank ruled workspace for calculations, mathematical labels, and written reasoning." title="EXPLAIN WITH MATHEMATICAL EVIDENCE"/>
+                        <wp:docPr id="6" name="Picture 6" descr="Blank ruled workspace for calculations, mathematical labels, and written reasoning." title="EXPLAIN WITH MATHEMATICAL EVIDENCE"/>
                         <wp:cNvGraphicFramePr>
                           <a:graphicFrameLocks noChangeAspect="1"/>
                         </wp:cNvGraphicFramePr>
@@ -1867,8 +1882,6 @@
       <w:tblPr>
         <w:tblW w:type="dxa" w:w="10368"/>
         <w:jc w:val="center"/>
-        <w:tblLayout w:type="fixed"/>
-        <w:tblLook w:firstColumn="1" w:firstRow="1" w:lastColumn="0" w:lastRow="0" w:noHBand="0" w:noVBand="1" w:val="04A0"/>
         <w:tblInd w:type="dxa" w:w="0"/>
         <w:tblBorders>
           <w:top w:val="nil"/>
@@ -1878,6 +1891,10 @@
           <w:insideH w:val="nil"/>
           <w:insideV w:val="nil"/>
         </w:tblBorders>
+        <w:tblLayout w:type="fixed"/>
+        <w:tblLook w:firstColumn="1" w:firstRow="1" w:lastColumn="0" w:lastRow="0" w:noHBand="0" w:noVBand="1" w:val="04A0"/>
+        <w:tblCaption w:val="Exercise 7"/>
+        <w:tblDescription w:val="Layout table. It only arranges the page; read its cells in order."/>
       </w:tblPr>
       <w:tblGrid>
         <w:gridCol w:w="10368"/>
@@ -1964,8 +1981,6 @@
             <w:tblPr>
               <w:tblW w:type="dxa" w:w="10368"/>
               <w:jc w:val="center"/>
-              <w:tblLayout w:type="fixed"/>
-              <w:tblLook w:firstColumn="1" w:firstRow="1" w:lastColumn="0" w:lastRow="0" w:noHBand="0" w:noVBand="1" w:val="04A0"/>
               <w:tblInd w:type="dxa" w:w="0"/>
               <w:tblBorders>
                 <w:top w:val="single" w:color="B9C9CE" w:sz="4" w:space="0"/>
@@ -1973,6 +1988,10 @@
                 <w:bottom w:val="single" w:color="B9C9CE" w:sz="4" w:space="0"/>
                 <w:right w:val="single" w:color="B9C9CE" w:sz="4" w:space="0"/>
               </w:tblBorders>
+              <w:tblLayout w:type="fixed"/>
+              <w:tblLook w:firstColumn="1" w:firstRow="1" w:lastColumn="0" w:lastRow="0" w:noHBand="0" w:noVBand="1" w:val="04A0"/>
+              <w:tblCaption w:val="Workspace"/>
+              <w:tblDescription w:val="Layout table that frames the blank workspace for this exercise."/>
             </w:tblPr>
             <w:tblGrid>
               <w:gridCol w:w="10368"/>
@@ -2019,7 +2038,7 @@
                     <w:drawing>
                       <wp:inline xmlns:a="http://schemas.openxmlformats.org/drawingml/2006/main" xmlns:pic="http://schemas.openxmlformats.org/drawingml/2006/picture">
                         <wp:extent cx="6382512" cy="822960"/>
-                        <wp:docPr id="7" name="Picture 7" descr="PUBLISHER_WORKSPACE: Blank ruled workspace for calculations, mathematical labels, and written reasoning." title="EXPLAIN WITH MATHEMATICAL EVIDENCE"/>
+                        <wp:docPr id="7" name="Picture 7" descr="Blank ruled workspace for calculations, mathematical labels, and written reasoning." title="EXPLAIN WITH MATHEMATICAL EVIDENCE"/>
                         <wp:cNvGraphicFramePr>
                           <a:graphicFrameLocks noChangeAspect="1"/>
                         </wp:cNvGraphicFramePr>
@@ -2086,8 +2105,6 @@
       <w:tblPr>
         <w:tblW w:type="dxa" w:w="10368"/>
         <w:jc w:val="center"/>
-        <w:tblLayout w:type="fixed"/>
-        <w:tblLook w:firstColumn="1" w:firstRow="1" w:lastColumn="0" w:lastRow="0" w:noHBand="0" w:noVBand="1" w:val="04A0"/>
         <w:tblInd w:type="dxa" w:w="0"/>
         <w:tblBorders>
           <w:top w:val="nil"/>
@@ -2097,6 +2114,10 @@
           <w:insideH w:val="nil"/>
           <w:insideV w:val="nil"/>
         </w:tblBorders>
+        <w:tblLayout w:type="fixed"/>
+        <w:tblLook w:firstColumn="1" w:firstRow="1" w:lastColumn="0" w:lastRow="0" w:noHBand="0" w:noVBand="1" w:val="04A0"/>
+        <w:tblCaption w:val="Exercise 8"/>
+        <w:tblDescription w:val="Layout table. It only arranges the page; read its cells in order."/>
       </w:tblPr>
       <w:tblGrid>
         <w:gridCol w:w="10368"/>
@@ -2183,8 +2204,6 @@
             <w:tblPr>
               <w:tblW w:type="dxa" w:w="10368"/>
               <w:jc w:val="center"/>
-              <w:tblLayout w:type="fixed"/>
-              <w:tblLook w:firstColumn="1" w:firstRow="1" w:lastColumn="0" w:lastRow="0" w:noHBand="0" w:noVBand="1" w:val="04A0"/>
               <w:tblInd w:type="dxa" w:w="0"/>
               <w:tblBorders>
                 <w:top w:val="single" w:color="B9C9CE" w:sz="4" w:space="0"/>
@@ -2192,6 +2211,10 @@
                 <w:bottom w:val="single" w:color="B9C9CE" w:sz="4" w:space="0"/>
                 <w:right w:val="single" w:color="B9C9CE" w:sz="4" w:space="0"/>
               </w:tblBorders>
+              <w:tblLayout w:type="fixed"/>
+              <w:tblLook w:firstColumn="1" w:firstRow="1" w:lastColumn="0" w:lastRow="0" w:noHBand="0" w:noVBand="1" w:val="04A0"/>
+              <w:tblCaption w:val="Workspace"/>
+              <w:tblDescription w:val="Layout table that frames the blank workspace for this exercise."/>
             </w:tblPr>
             <w:tblGrid>
               <w:gridCol w:w="10368"/>
@@ -2238,7 +2261,7 @@
                     <w:drawing>
                       <wp:inline xmlns:a="http://schemas.openxmlformats.org/drawingml/2006/main" xmlns:pic="http://schemas.openxmlformats.org/drawingml/2006/picture">
                         <wp:extent cx="6382512" cy="822960"/>
-                        <wp:docPr id="8" name="Picture 8" descr="PUBLISHER_WORKSPACE: Blank ruled workspace for calculations, mathematical labels, and written reasoning." title="EXPLAIN WITH MATHEMATICAL EVIDENCE"/>
+                        <wp:docPr id="8" name="Picture 8" descr="Blank ruled workspace for calculations, mathematical labels, and written reasoning." title="EXPLAIN WITH MATHEMATICAL EVIDENCE"/>
                         <wp:cNvGraphicFramePr>
                           <a:graphicFrameLocks noChangeAspect="1"/>
                         </wp:cNvGraphicFramePr>
@@ -2305,8 +2328,6 @@
       <w:tblPr>
         <w:tblW w:type="dxa" w:w="10368"/>
         <w:jc w:val="center"/>
-        <w:tblLayout w:type="fixed"/>
-        <w:tblLook w:firstColumn="1" w:firstRow="1" w:lastColumn="0" w:lastRow="0" w:noHBand="0" w:noVBand="1" w:val="04A0"/>
         <w:tblInd w:type="dxa" w:w="0"/>
         <w:tblBorders>
           <w:top w:val="nil"/>
@@ -2316,6 +2337,10 @@
           <w:insideH w:val="nil"/>
           <w:insideV w:val="nil"/>
         </w:tblBorders>
+        <w:tblLayout w:type="fixed"/>
+        <w:tblLook w:firstColumn="1" w:firstRow="1" w:lastColumn="0" w:lastRow="0" w:noHBand="0" w:noVBand="1" w:val="04A0"/>
+        <w:tblCaption w:val="Exercise 9"/>
+        <w:tblDescription w:val="Layout table. It only arranges the page; read its cells in order."/>
       </w:tblPr>
       <w:tblGrid>
         <w:gridCol w:w="10368"/>
@@ -2402,8 +2427,6 @@
             <w:tblPr>
               <w:tblW w:type="dxa" w:w="10368"/>
               <w:jc w:val="center"/>
-              <w:tblLayout w:type="fixed"/>
-              <w:tblLook w:firstColumn="1" w:firstRow="1" w:lastColumn="0" w:lastRow="0" w:noHBand="0" w:noVBand="1" w:val="04A0"/>
               <w:tblInd w:type="dxa" w:w="0"/>
               <w:tblBorders>
                 <w:top w:val="single" w:color="B9C9CE" w:sz="4" w:space="0"/>
@@ -2411,6 +2434,10 @@
                 <w:bottom w:val="single" w:color="B9C9CE" w:sz="4" w:space="0"/>
                 <w:right w:val="single" w:color="B9C9CE" w:sz="4" w:space="0"/>
               </w:tblBorders>
+              <w:tblLayout w:type="fixed"/>
+              <w:tblLook w:firstColumn="1" w:firstRow="1" w:lastColumn="0" w:lastRow="0" w:noHBand="0" w:noVBand="1" w:val="04A0"/>
+              <w:tblCaption w:val="Workspace"/>
+              <w:tblDescription w:val="Layout table that frames the blank workspace for this exercise."/>
             </w:tblPr>
             <w:tblGrid>
               <w:gridCol w:w="10368"/>
@@ -2457,7 +2484,7 @@
                     <w:drawing>
                       <wp:inline xmlns:a="http://schemas.openxmlformats.org/drawingml/2006/main" xmlns:pic="http://schemas.openxmlformats.org/drawingml/2006/picture">
                         <wp:extent cx="6382512" cy="685800"/>
-                        <wp:docPr id="9" name="Picture 9" descr="PUBLISHER_WORKSPACE: Blank square grid for sketching a geometric figure or net. The grid has no assigned measurements or scale." title="SHOW YOUR THINKING"/>
+                        <wp:docPr id="9" name="Picture 9" descr="Blank square grid for sketching a geometric figure or net. The grid has no assigned measurements or scale." title="SHOW YOUR THINKING"/>
                         <wp:cNvGraphicFramePr>
                           <a:graphicFrameLocks noChangeAspect="1"/>
                         </wp:cNvGraphicFramePr>
@@ -2524,8 +2551,6 @@
       <w:tblPr>
         <w:tblW w:type="dxa" w:w="10368"/>
         <w:jc w:val="center"/>
-        <w:tblLayout w:type="fixed"/>
-        <w:tblLook w:firstColumn="1" w:firstRow="1" w:lastColumn="0" w:lastRow="0" w:noHBand="0" w:noVBand="1" w:val="04A0"/>
         <w:tblInd w:type="dxa" w:w="0"/>
         <w:tblBorders>
           <w:top w:val="nil"/>
@@ -2535,6 +2560,10 @@
           <w:insideH w:val="nil"/>
           <w:insideV w:val="nil"/>
         </w:tblBorders>
+        <w:tblLayout w:type="fixed"/>
+        <w:tblLook w:firstColumn="1" w:firstRow="1" w:lastColumn="0" w:lastRow="0" w:noHBand="0" w:noVBand="1" w:val="04A0"/>
+        <w:tblCaption w:val="Exercise 10"/>
+        <w:tblDescription w:val="Layout table. It only arranges the page; read its cells in order."/>
       </w:tblPr>
       <w:tblGrid>
         <w:gridCol w:w="10368"/>
@@ -2621,8 +2650,6 @@
             <w:tblPr>
               <w:tblW w:type="dxa" w:w="10368"/>
               <w:jc w:val="center"/>
-              <w:tblLayout w:type="fixed"/>
-              <w:tblLook w:firstColumn="1" w:firstRow="1" w:lastColumn="0" w:lastRow="0" w:noHBand="0" w:noVBand="1" w:val="04A0"/>
               <w:tblInd w:type="dxa" w:w="0"/>
               <w:tblBorders>
                 <w:top w:val="single" w:color="B9C9CE" w:sz="4" w:space="0"/>
@@ -2630,6 +2657,10 @@
                 <w:bottom w:val="single" w:color="B9C9CE" w:sz="4" w:space="0"/>
                 <w:right w:val="single" w:color="B9C9CE" w:sz="4" w:space="0"/>
               </w:tblBorders>
+              <w:tblLayout w:type="fixed"/>
+              <w:tblLook w:firstColumn="1" w:firstRow="1" w:lastColumn="0" w:lastRow="0" w:noHBand="0" w:noVBand="1" w:val="04A0"/>
+              <w:tblCaption w:val="Workspace"/>
+              <w:tblDescription w:val="Layout table that frames the blank workspace for this exercise."/>
             </w:tblPr>
             <w:tblGrid>
               <w:gridCol w:w="10368"/>
@@ -2676,7 +2707,7 @@
                     <w:drawing>
                       <wp:inline xmlns:a="http://schemas.openxmlformats.org/drawingml/2006/main" xmlns:pic="http://schemas.openxmlformats.org/drawingml/2006/picture">
                         <wp:extent cx="6382512" cy="685800"/>
-                        <wp:docPr id="10" name="Picture 10" descr="PUBLISHER_WORKSPACE: Blank square grid for sketching a geometric figure or net. The grid has no assigned measurements or scale." title="SHOW YOUR THINKING"/>
+                        <wp:docPr id="10" name="Picture 10" descr="Blank square grid for sketching a geometric figure or net. The grid has no assigned measurements or scale." title="SHOW YOUR THINKING"/>
                         <wp:cNvGraphicFramePr>
                           <a:graphicFrameLocks noChangeAspect="1"/>
                         </wp:cNvGraphicFramePr>
@@ -2743,8 +2774,6 @@
       <w:tblPr>
         <w:tblW w:type="dxa" w:w="10368"/>
         <w:jc w:val="center"/>
-        <w:tblLayout w:type="fixed"/>
-        <w:tblLook w:firstColumn="1" w:firstRow="1" w:lastColumn="0" w:lastRow="0" w:noHBand="0" w:noVBand="1" w:val="04A0"/>
         <w:tblInd w:type="dxa" w:w="0"/>
         <w:tblBorders>
           <w:top w:val="nil"/>
@@ -2754,6 +2783,10 @@
           <w:insideH w:val="nil"/>
           <w:insideV w:val="nil"/>
         </w:tblBorders>
+        <w:tblLayout w:type="fixed"/>
+        <w:tblLook w:firstColumn="1" w:firstRow="1" w:lastColumn="0" w:lastRow="0" w:noHBand="0" w:noVBand="1" w:val="04A0"/>
+        <w:tblCaption w:val="Exercise 11"/>
+        <w:tblDescription w:val="Layout table. It only arranges the page; read its cells in order."/>
       </w:tblPr>
       <w:tblGrid>
         <w:gridCol w:w="10368"/>
@@ -2840,8 +2873,6 @@
             <w:tblPr>
               <w:tblW w:type="dxa" w:w="10368"/>
               <w:jc w:val="center"/>
-              <w:tblLayout w:type="fixed"/>
-              <w:tblLook w:firstColumn="1" w:firstRow="1" w:lastColumn="0" w:lastRow="0" w:noHBand="0" w:noVBand="1" w:val="04A0"/>
               <w:tblInd w:type="dxa" w:w="0"/>
               <w:tblBorders>
                 <w:top w:val="single" w:color="B9C9CE" w:sz="4" w:space="0"/>
@@ -2849,6 +2880,10 @@
                 <w:bottom w:val="single" w:color="B9C9CE" w:sz="4" w:space="0"/>
                 <w:right w:val="single" w:color="B9C9CE" w:sz="4" w:space="0"/>
               </w:tblBorders>
+              <w:tblLayout w:type="fixed"/>
+              <w:tblLook w:firstColumn="1" w:firstRow="1" w:lastColumn="0" w:lastRow="0" w:noHBand="0" w:noVBand="1" w:val="04A0"/>
+              <w:tblCaption w:val="Workspace"/>
+              <w:tblDescription w:val="Layout table that frames the blank workspace for this exercise."/>
             </w:tblPr>
             <w:tblGrid>
               <w:gridCol w:w="10368"/>
@@ -2895,7 +2930,7 @@
                     <w:drawing>
                       <wp:inline xmlns:a="http://schemas.openxmlformats.org/drawingml/2006/main" xmlns:pic="http://schemas.openxmlformats.org/drawingml/2006/picture">
                         <wp:extent cx="6382512" cy="822960"/>
-                        <wp:docPr id="11" name="Picture 11" descr="PUBLISHER_WORKSPACE: Blank ruled workspace for calculations, mathematical labels, and written reasoning." title="EXPLAIN WITH MATHEMATICAL EVIDENCE"/>
+                        <wp:docPr id="11" name="Picture 11" descr="Blank ruled workspace for calculations, mathematical labels, and written reasoning." title="EXPLAIN WITH MATHEMATICAL EVIDENCE"/>
                         <wp:cNvGraphicFramePr>
                           <a:graphicFrameLocks noChangeAspect="1"/>
                         </wp:cNvGraphicFramePr>
@@ -2962,8 +2997,6 @@
       <w:tblPr>
         <w:tblW w:type="dxa" w:w="10368"/>
         <w:jc w:val="center"/>
-        <w:tblLayout w:type="fixed"/>
-        <w:tblLook w:firstColumn="1" w:firstRow="1" w:lastColumn="0" w:lastRow="0" w:noHBand="0" w:noVBand="1" w:val="04A0"/>
         <w:tblInd w:type="dxa" w:w="0"/>
         <w:tblBorders>
           <w:top w:val="nil"/>
@@ -2973,6 +3006,10 @@
           <w:insideH w:val="nil"/>
           <w:insideV w:val="nil"/>
         </w:tblBorders>
+        <w:tblLayout w:type="fixed"/>
+        <w:tblLook w:firstColumn="1" w:firstRow="1" w:lastColumn="0" w:lastRow="0" w:noHBand="0" w:noVBand="1" w:val="04A0"/>
+        <w:tblCaption w:val="Exercise 12"/>
+        <w:tblDescription w:val="Layout table. It only arranges the page; read its cells in order."/>
       </w:tblPr>
       <w:tblGrid>
         <w:gridCol w:w="10368"/>
@@ -3059,8 +3096,6 @@
             <w:tblPr>
               <w:tblW w:type="dxa" w:w="10368"/>
               <w:jc w:val="center"/>
-              <w:tblLayout w:type="fixed"/>
-              <w:tblLook w:firstColumn="1" w:firstRow="1" w:lastColumn="0" w:lastRow="0" w:noHBand="0" w:noVBand="1" w:val="04A0"/>
               <w:tblInd w:type="dxa" w:w="0"/>
               <w:tblBorders>
                 <w:top w:val="single" w:color="B9C9CE" w:sz="4" w:space="0"/>
@@ -3068,6 +3103,10 @@
                 <w:bottom w:val="single" w:color="B9C9CE" w:sz="4" w:space="0"/>
                 <w:right w:val="single" w:color="B9C9CE" w:sz="4" w:space="0"/>
               </w:tblBorders>
+              <w:tblLayout w:type="fixed"/>
+              <w:tblLook w:firstColumn="1" w:firstRow="1" w:lastColumn="0" w:lastRow="0" w:noHBand="0" w:noVBand="1" w:val="04A0"/>
+              <w:tblCaption w:val="Workspace"/>
+              <w:tblDescription w:val="Layout table that frames the blank workspace for this exercise."/>
             </w:tblPr>
             <w:tblGrid>
               <w:gridCol w:w="10368"/>
@@ -3114,7 +3153,7 @@
                     <w:drawing>
                       <wp:inline xmlns:a="http://schemas.openxmlformats.org/drawingml/2006/main" xmlns:pic="http://schemas.openxmlformats.org/drawingml/2006/picture">
                         <wp:extent cx="6382512" cy="822960"/>
-                        <wp:docPr id="12" name="Picture 12" descr="PUBLISHER_WORKSPACE: Blank ruled workspace for calculations, mathematical labels, and written reasoning." title="EXPLAIN WITH MATHEMATICAL EVIDENCE"/>
+                        <wp:docPr id="12" name="Picture 12" descr="Blank ruled workspace for calculations, mathematical labels, and written reasoning." title="EXPLAIN WITH MATHEMATICAL EVIDENCE"/>
                         <wp:cNvGraphicFramePr>
                           <a:graphicFrameLocks noChangeAspect="1"/>
                         </wp:cNvGraphicFramePr>
@@ -3179,7 +3218,7 @@
     </w:p>
     <w:p>
       <w:pPr>
-        <w:pStyle w:val="PublisherSection"/>
+        <w:pStyle w:val="Heading2"/>
         <w:shd w:val="clear" w:color="auto" w:fill="EEF4F5"/>
         <w:pBdr>
           <w:left w:val="single" w:color="176B70" w:sz="20" w:space="7"/>
@@ -3201,8 +3240,6 @@
       <w:tblPr>
         <w:tblW w:type="dxa" w:w="10368"/>
         <w:jc w:val="center"/>
-        <w:tblLayout w:type="fixed"/>
-        <w:tblLook w:firstColumn="1" w:firstRow="1" w:lastColumn="0" w:lastRow="0" w:noHBand="0" w:noVBand="1" w:val="04A0"/>
         <w:tblInd w:type="dxa" w:w="0"/>
         <w:tblBorders>
           <w:top w:val="nil"/>
@@ -3212,6 +3249,10 @@
           <w:insideH w:val="nil"/>
           <w:insideV w:val="nil"/>
         </w:tblBorders>
+        <w:tblLayout w:type="fixed"/>
+        <w:tblLook w:firstColumn="1" w:firstRow="1" w:lastColumn="0" w:lastRow="0" w:noHBand="0" w:noVBand="1" w:val="04A0"/>
+        <w:tblCaption w:val="Exercise 13"/>
+        <w:tblDescription w:val="Layout table. It only arranges the page; read its cells in order."/>
       </w:tblPr>
       <w:tblGrid>
         <w:gridCol w:w="10368"/>
@@ -3298,8 +3339,6 @@
             <w:tblPr>
               <w:tblW w:type="dxa" w:w="10368"/>
               <w:jc w:val="center"/>
-              <w:tblLayout w:type="fixed"/>
-              <w:tblLook w:firstColumn="1" w:firstRow="1" w:lastColumn="0" w:lastRow="0" w:noHBand="0" w:noVBand="1" w:val="04A0"/>
               <w:tblInd w:type="dxa" w:w="0"/>
               <w:tblBorders>
                 <w:top w:val="single" w:color="B9C9CE" w:sz="4" w:space="0"/>
@@ -3307,6 +3346,10 @@
                 <w:bottom w:val="single" w:color="B9C9CE" w:sz="4" w:space="0"/>
                 <w:right w:val="single" w:color="B9C9CE" w:sz="4" w:space="0"/>
               </w:tblBorders>
+              <w:tblLayout w:type="fixed"/>
+              <w:tblLook w:firstColumn="1" w:firstRow="1" w:lastColumn="0" w:lastRow="0" w:noHBand="0" w:noVBand="1" w:val="04A0"/>
+              <w:tblCaption w:val="Workspace"/>
+              <w:tblDescription w:val="Layout table that frames the blank workspace for this exercise."/>
             </w:tblPr>
             <w:tblGrid>
               <w:gridCol w:w="10368"/>
@@ -3353,7 +3396,7 @@
                     <w:drawing>
                       <wp:inline xmlns:a="http://schemas.openxmlformats.org/drawingml/2006/main" xmlns:pic="http://schemas.openxmlformats.org/drawingml/2006/picture">
                         <wp:extent cx="6382512" cy="548640"/>
-                        <wp:docPr id="13" name="Picture 13" descr="PUBLISHER_WORKSPACE: Blank square grid for sketching a geometric figure or net. The grid has no assigned measurements or scale." title="SHOW YOUR THINKING"/>
+                        <wp:docPr id="13" name="Picture 13" descr="Blank square grid for sketching a geometric figure or net. The grid has no assigned measurements or scale." title="SHOW YOUR THINKING"/>
                         <wp:cNvGraphicFramePr>
                           <a:graphicFrameLocks noChangeAspect="1"/>
                         </wp:cNvGraphicFramePr>
@@ -3420,8 +3463,6 @@
       <w:tblPr>
         <w:tblW w:type="dxa" w:w="10368"/>
         <w:jc w:val="center"/>
-        <w:tblLayout w:type="fixed"/>
-        <w:tblLook w:firstColumn="1" w:firstRow="1" w:lastColumn="0" w:lastRow="0" w:noHBand="0" w:noVBand="1" w:val="04A0"/>
         <w:tblInd w:type="dxa" w:w="0"/>
         <w:tblBorders>
           <w:top w:val="nil"/>
@@ -3431,6 +3472,10 @@
           <w:insideH w:val="nil"/>
           <w:insideV w:val="nil"/>
         </w:tblBorders>
+        <w:tblLayout w:type="fixed"/>
+        <w:tblLook w:firstColumn="1" w:firstRow="1" w:lastColumn="0" w:lastRow="0" w:noHBand="0" w:noVBand="1" w:val="04A0"/>
+        <w:tblCaption w:val="Exercise 14"/>
+        <w:tblDescription w:val="Layout table. It only arranges the page; read its cells in order."/>
       </w:tblPr>
       <w:tblGrid>
         <w:gridCol w:w="10368"/>
@@ -3517,8 +3562,6 @@
             <w:tblPr>
               <w:tblW w:type="dxa" w:w="10368"/>
               <w:jc w:val="center"/>
-              <w:tblLayout w:type="fixed"/>
-              <w:tblLook w:firstColumn="1" w:firstRow="1" w:lastColumn="0" w:lastRow="0" w:noHBand="0" w:noVBand="1" w:val="04A0"/>
               <w:tblInd w:type="dxa" w:w="0"/>
               <w:tblBorders>
                 <w:top w:val="single" w:color="B9C9CE" w:sz="4" w:space="0"/>
@@ -3526,6 +3569,10 @@
                 <w:bottom w:val="single" w:color="B9C9CE" w:sz="4" w:space="0"/>
                 <w:right w:val="single" w:color="B9C9CE" w:sz="4" w:space="0"/>
               </w:tblBorders>
+              <w:tblLayout w:type="fixed"/>
+              <w:tblLook w:firstColumn="1" w:firstRow="1" w:lastColumn="0" w:lastRow="0" w:noHBand="0" w:noVBand="1" w:val="04A0"/>
+              <w:tblCaption w:val="Workspace"/>
+              <w:tblDescription w:val="Layout table that frames the blank workspace for this exercise."/>
             </w:tblPr>
             <w:tblGrid>
               <w:gridCol w:w="10368"/>
@@ -3572,7 +3619,7 @@
                     <w:drawing>
                       <wp:inline xmlns:a="http://schemas.openxmlformats.org/drawingml/2006/main" xmlns:pic="http://schemas.openxmlformats.org/drawingml/2006/picture">
                         <wp:extent cx="6382512" cy="548640"/>
-                        <wp:docPr id="14" name="Picture 14" descr="PUBLISHER_WORKSPACE: Blank square grid for sketching a geometric figure or net. The grid has no assigned measurements or scale." title="SHOW YOUR THINKING"/>
+                        <wp:docPr id="14" name="Picture 14" descr="Blank square grid for sketching a geometric figure or net. The grid has no assigned measurements or scale." title="SHOW YOUR THINKING"/>
                         <wp:cNvGraphicFramePr>
                           <a:graphicFrameLocks noChangeAspect="1"/>
                         </wp:cNvGraphicFramePr>
@@ -3639,8 +3686,6 @@
       <w:tblPr>
         <w:tblW w:type="dxa" w:w="10368"/>
         <w:jc w:val="center"/>
-        <w:tblLayout w:type="fixed"/>
-        <w:tblLook w:firstColumn="1" w:firstRow="1" w:lastColumn="0" w:lastRow="0" w:noHBand="0" w:noVBand="1" w:val="04A0"/>
         <w:tblInd w:type="dxa" w:w="0"/>
         <w:tblBorders>
           <w:top w:val="nil"/>
@@ -3650,6 +3695,10 @@
           <w:insideH w:val="nil"/>
           <w:insideV w:val="nil"/>
         </w:tblBorders>
+        <w:tblLayout w:type="fixed"/>
+        <w:tblLook w:firstColumn="1" w:firstRow="1" w:lastColumn="0" w:lastRow="0" w:noHBand="0" w:noVBand="1" w:val="04A0"/>
+        <w:tblCaption w:val="Exercise 15"/>
+        <w:tblDescription w:val="Layout table. It only arranges the page; read its cells in order."/>
       </w:tblPr>
       <w:tblGrid>
         <w:gridCol w:w="10368"/>
@@ -3736,8 +3785,6 @@
             <w:tblPr>
               <w:tblW w:type="dxa" w:w="10368"/>
               <w:jc w:val="center"/>
-              <w:tblLayout w:type="fixed"/>
-              <w:tblLook w:firstColumn="1" w:firstRow="1" w:lastColumn="0" w:lastRow="0" w:noHBand="0" w:noVBand="1" w:val="04A0"/>
               <w:tblInd w:type="dxa" w:w="0"/>
               <w:tblBorders>
                 <w:top w:val="single" w:color="B9C9CE" w:sz="4" w:space="0"/>
@@ -3745,6 +3792,10 @@
                 <w:bottom w:val="single" w:color="B9C9CE" w:sz="4" w:space="0"/>
                 <w:right w:val="single" w:color="B9C9CE" w:sz="4" w:space="0"/>
               </w:tblBorders>
+              <w:tblLayout w:type="fixed"/>
+              <w:tblLook w:firstColumn="1" w:firstRow="1" w:lastColumn="0" w:lastRow="0" w:noHBand="0" w:noVBand="1" w:val="04A0"/>
+              <w:tblCaption w:val="Workspace"/>
+              <w:tblDescription w:val="Layout table that frames the blank workspace for this exercise."/>
             </w:tblPr>
             <w:tblGrid>
               <w:gridCol w:w="10368"/>
@@ -3791,7 +3842,7 @@
                     <w:drawing>
                       <wp:inline xmlns:a="http://schemas.openxmlformats.org/drawingml/2006/main" xmlns:pic="http://schemas.openxmlformats.org/drawingml/2006/picture">
                         <wp:extent cx="6382512" cy="548640"/>
-                        <wp:docPr id="15" name="Picture 15" descr="PUBLISHER_WORKSPACE: Blank square grid for sketching a geometric figure or net. The grid has no assigned measurements or scale." title="SHOW YOUR THINKING"/>
+                        <wp:docPr id="15" name="Picture 15" descr="Blank square grid for sketching a geometric figure or net. The grid has no assigned measurements or scale." title="SHOW YOUR THINKING"/>
                         <wp:cNvGraphicFramePr>
                           <a:graphicFrameLocks noChangeAspect="1"/>
                         </wp:cNvGraphicFramePr>
@@ -3856,7 +3907,7 @@
     </w:p>
     <w:p>
       <w:pPr>
-        <w:pStyle w:val="PublisherSection"/>
+        <w:pStyle w:val="Heading2"/>
         <w:shd w:val="clear" w:color="auto" w:fill="EEF4F5"/>
         <w:pBdr>
           <w:left w:val="single" w:color="176B70" w:sz="20" w:space="7"/>
@@ -3878,8 +3929,6 @@
       <w:tblPr>
         <w:tblW w:type="dxa" w:w="10368"/>
         <w:jc w:val="center"/>
-        <w:tblLayout w:type="fixed"/>
-        <w:tblLook w:firstColumn="1" w:firstRow="1" w:lastColumn="0" w:lastRow="0" w:noHBand="0" w:noVBand="1" w:val="04A0"/>
         <w:tblInd w:type="dxa" w:w="0"/>
         <w:tblBorders>
           <w:top w:val="nil"/>
@@ -3889,6 +3938,10 @@
           <w:insideH w:val="nil"/>
           <w:insideV w:val="nil"/>
         </w:tblBorders>
+        <w:tblLayout w:type="fixed"/>
+        <w:tblLook w:firstColumn="1" w:firstRow="1" w:lastColumn="0" w:lastRow="0" w:noHBand="0" w:noVBand="1" w:val="04A0"/>
+        <w:tblCaption w:val="Exercise 16"/>
+        <w:tblDescription w:val="Layout table. It only arranges the page; read its cells in order."/>
       </w:tblPr>
       <w:tblGrid>
         <w:gridCol w:w="10368"/>
@@ -3957,8 +4010,6 @@
           <w:tbl>
             <w:tblPr>
               <w:tblW w:type="dxa" w:w="10368"/>
-              <w:tblLayout w:type="fixed"/>
-              <w:tblLook w:firstColumn="1" w:firstRow="1" w:lastColumn="0" w:lastRow="0" w:noHBand="0" w:noVBand="1" w:val="04A0"/>
               <w:jc w:val="center"/>
               <w:tblInd w:type="dxa" w:w="0"/>
               <w:tblBorders>
@@ -3969,6 +4020,10 @@
                 <w:insideH w:val="single" w:color="B9C9CE" w:sz="4" w:space="0"/>
                 <w:insideV w:val="single" w:color="B9C9CE" w:sz="4" w:space="0"/>
               </w:tblBorders>
+              <w:tblLayout w:type="fixed"/>
+              <w:tblLook w:firstColumn="1" w:firstRow="1" w:lastColumn="0" w:lastRow="0" w:noHBand="0" w:noVBand="1" w:val="04A0"/>
+              <w:tblCaption w:val="Layout"/>
+              <w:tblDescription w:val="Layout table. It only arranges the page; read its cells in order."/>
             </w:tblPr>
             <w:tblGrid>
               <w:gridCol w:w="10368"/>
@@ -4145,8 +4200,6 @@
       <w:tblPr>
         <w:tblW w:type="dxa" w:w="10368"/>
         <w:jc w:val="center"/>
-        <w:tblLayout w:type="fixed"/>
-        <w:tblLook w:firstColumn="1" w:firstRow="1" w:lastColumn="0" w:lastRow="0" w:noHBand="0" w:noVBand="1" w:val="04A0"/>
         <w:tblInd w:type="dxa" w:w="0"/>
         <w:tblBorders>
           <w:top w:val="nil"/>
@@ -4156,6 +4209,10 @@
           <w:insideH w:val="nil"/>
           <w:insideV w:val="nil"/>
         </w:tblBorders>
+        <w:tblLayout w:type="fixed"/>
+        <w:tblLook w:firstColumn="1" w:firstRow="1" w:lastColumn="0" w:lastRow="0" w:noHBand="0" w:noVBand="1" w:val="04A0"/>
+        <w:tblCaption w:val="Exercise 17"/>
+        <w:tblDescription w:val="Layout table. It only arranges the page; read its cells in order."/>
       </w:tblPr>
       <w:tblGrid>
         <w:gridCol w:w="10368"/>
@@ -4224,8 +4281,6 @@
           <w:tbl>
             <w:tblPr>
               <w:tblW w:type="dxa" w:w="10368"/>
-              <w:tblLayout w:type="fixed"/>
-              <w:tblLook w:firstColumn="1" w:firstRow="1" w:lastColumn="0" w:lastRow="0" w:noHBand="0" w:noVBand="1" w:val="04A0"/>
               <w:jc w:val="center"/>
               <w:tblInd w:type="dxa" w:w="0"/>
               <w:tblBorders>
@@ -4236,6 +4291,10 @@
                 <w:insideH w:val="single" w:color="B9C9CE" w:sz="4" w:space="0"/>
                 <w:insideV w:val="single" w:color="B9C9CE" w:sz="4" w:space="0"/>
               </w:tblBorders>
+              <w:tblLayout w:type="fixed"/>
+              <w:tblLook w:firstColumn="1" w:firstRow="1" w:lastColumn="0" w:lastRow="0" w:noHBand="0" w:noVBand="1" w:val="04A0"/>
+              <w:tblCaption w:val="Layout"/>
+              <w:tblDescription w:val="Layout table. It only arranges the page; read its cells in order."/>
             </w:tblPr>
             <w:tblGrid>
               <w:gridCol w:w="5184"/>
@@ -4404,8 +4463,6 @@
       <w:tblPr>
         <w:tblW w:type="dxa" w:w="10368"/>
         <w:jc w:val="center"/>
-        <w:tblLayout w:type="fixed"/>
-        <w:tblLook w:firstColumn="1" w:firstRow="1" w:lastColumn="0" w:lastRow="0" w:noHBand="0" w:noVBand="1" w:val="04A0"/>
         <w:tblInd w:type="dxa" w:w="0"/>
         <w:tblBorders>
           <w:top w:val="nil"/>
@@ -4415,6 +4472,10 @@
           <w:insideH w:val="nil"/>
           <w:insideV w:val="nil"/>
         </w:tblBorders>
+        <w:tblLayout w:type="fixed"/>
+        <w:tblLook w:firstColumn="1" w:firstRow="1" w:lastColumn="0" w:lastRow="0" w:noHBand="0" w:noVBand="1" w:val="04A0"/>
+        <w:tblCaption w:val="Exercise 18"/>
+        <w:tblDescription w:val="Layout table. It only arranges the page; read its cells in order."/>
       </w:tblPr>
       <w:tblGrid>
         <w:gridCol w:w="10368"/>
@@ -4483,8 +4544,6 @@
           <w:tbl>
             <w:tblPr>
               <w:tblW w:type="dxa" w:w="10368"/>
-              <w:tblLayout w:type="fixed"/>
-              <w:tblLook w:firstColumn="1" w:firstRow="1" w:lastColumn="0" w:lastRow="0" w:noHBand="0" w:noVBand="1" w:val="04A0"/>
               <w:jc w:val="center"/>
               <w:tblInd w:type="dxa" w:w="0"/>
               <w:tblBorders>
@@ -4495,6 +4554,10 @@
                 <w:insideH w:val="single" w:color="B9C9CE" w:sz="4" w:space="0"/>
                 <w:insideV w:val="single" w:color="B9C9CE" w:sz="4" w:space="0"/>
               </w:tblBorders>
+              <w:tblLayout w:type="fixed"/>
+              <w:tblLook w:firstColumn="1" w:firstRow="1" w:lastColumn="0" w:lastRow="0" w:noHBand="0" w:noVBand="1" w:val="04A0"/>
+              <w:tblCaption w:val="Layout"/>
+              <w:tblDescription w:val="Layout table. It only arranges the page; read its cells in order."/>
             </w:tblPr>
             <w:tblGrid>
               <w:gridCol w:w="5184"/>
@@ -4645,7 +4708,7 @@
           </w:p>
           <w:p>
             <w:pPr>
-              <w:pStyle w:val="PublisherSection"/>
+              <w:pStyle w:val="Heading2"/>
               <w:shd w:val="clear" w:color="auto" w:fill="FAF5E9"/>
               <w:pBdr>
                 <w:left w:val="single" w:color="B57720" w:sz="20" w:space="7"/>
@@ -4667,8 +4730,6 @@
             <w:tblPr>
               <w:tblW w:type="dxa" w:w="10368"/>
               <w:jc w:val="center"/>
-              <w:tblLayout w:type="fixed"/>
-              <w:tblLook w:firstColumn="1" w:firstRow="1" w:lastColumn="0" w:lastRow="0" w:noHBand="0" w:noVBand="1" w:val="04A0"/>
               <w:tblInd w:type="dxa" w:w="0"/>
               <w:tblBorders>
                 <w:top w:val="single" w:color="B9C9CE" w:sz="4" w:space="0"/>
@@ -4678,6 +4739,10 @@
                 <w:insideH w:val="single" w:color="FFFFFF" w:sz="8" w:space="0"/>
                 <w:insideV w:val="single" w:color="FFFFFF" w:sz="12" w:space="0"/>
               </w:tblBorders>
+              <w:tblLayout w:type="fixed"/>
+              <w:tblLook w:firstColumn="1" w:firstRow="1" w:lastColumn="0" w:lastRow="0" w:noHBand="0" w:noVBand="1" w:val="04A0"/>
+              <w:tblCaption w:val="Layout"/>
+              <w:tblDescription w:val="Layout table. It only arranges the page; read its cells in order."/>
             </w:tblPr>
             <w:tblGrid>
               <w:gridCol w:w="6768"/>
@@ -4910,7 +4975,7 @@
         <w:sz w:val="16"/>
         <w:szCs w:val="16"/>
       </w:rPr>
-      <w:t>Lesson 2.9 / Session 1  /  Regular  /  V2</w:t>
+      <w:t>Lesson 2.9 / Session 1</w:t>
     </w:r>
     <w:r>
       <w:rPr>
@@ -4976,7 +5041,7 @@
         <w:szCs w:val="16"/>
       </w:rPr>
       <w:tab/>
-      <w:t>HOMEWORK  /  V2</w:t>
+      <w:t>HOMEWORK</w:t>
     </w:r>
   </w:p>
 </w:hdr>
@@ -5414,19 +5479,20 @@
     <w:rsid w:val="00FC693F"/>
     <w:pPr>
       <w:keepNext/>
-      <w:keepLines/>
       <w:widowControl/>
-      <w:spacing w:before="200" w:after="120" w:line="269" w:lineRule="auto"/>
+      <w:spacing w:after="100" w:line="245" w:lineRule="auto" w:before="0"/>
       <w:ind w:left="0" w:right="0" w:firstLine="0"/>
+      <w:contextualSpacing/>
       <w:outlineLvl w:val="0"/>
     </w:pPr>
     <w:rPr>
       <w:rFonts w:ascii="Arial" w:hAnsi="Arial" w:eastAsia="Arial" w:cs="Arial"/>
       <w:b/>
-      <w:bCs/>
       <w:color w:val="183E56"/>
-      <w:sz w:val="34"/>
-      <w:szCs w:val="34"/>
+      <w:spacing w:val="5"/>
+      <w:kern w:val="28"/>
+      <w:sz w:val="46"/>
+      <w:szCs w:val="46"/>
     </w:rPr>
   </w:style>
   <w:style w:type="paragraph" w:styleId="Heading2">
@@ -5440,19 +5506,17 @@
     <w:rsid w:val="00FC693F"/>
     <w:pPr>
       <w:keepNext/>
-      <w:keepLines/>
       <w:widowControl/>
-      <w:spacing w:before="180" w:after="100" w:line="269" w:lineRule="auto"/>
+      <w:spacing w:before="200" w:after="120" w:line="269" w:lineRule="auto"/>
       <w:ind w:left="0" w:right="0" w:firstLine="0"/>
       <w:outlineLvl w:val="1"/>
     </w:pPr>
     <w:rPr>
       <w:rFonts w:ascii="Arial" w:hAnsi="Arial" w:eastAsia="Arial" w:cs="Arial"/>
       <w:b/>
-      <w:bCs/>
-      <w:color w:val="176B70"/>
-      <w:sz w:val="22"/>
-      <w:szCs w:val="22"/>
+      <w:color w:val="183E56"/>
+      <w:sz w:val="21"/>
+      <w:szCs w:val="21"/>
     </w:rPr>
   </w:style>
   <w:style w:type="paragraph" w:styleId="Heading3">

--- a/lessons/2-9-group2/homework.docx
+++ b/lessons/2-9-group2/homework.docx
@@ -55,7 +55,7 @@
         <w:rPr>
           <w:rFonts w:ascii="Arial" w:hAnsi="Arial" w:eastAsia="Arial" w:cs="Arial"/>
         </w:rPr>
-        <w:t>Maryland Standard 6.SP.B.5c   ·   Learning target — I can find the mean absolute deviation of a data set and explain what it measures.</w:t>
+        <w:t>Maryland Standard 6.DS.6c   ·   Learning target — I can find the mean absolute deviation of a data set and explain what it measures.</w:t>
       </w:r>
     </w:p>
     <w:p>
